--- a/docs/forms/real_estate_sale_intake_sweida_print.docx
+++ b/docs/forms/real_estate_sale_intake_sweida_print.docx
@@ -8789,7 +8789,7 @@
       <w:bidi/>
     </w:pPr>
     <w:r>
-      <w:t xml:space="preserve">المكتب العقاري الإلكتروني — السويداء   |   0934222900   |   صفحة </w:t>
+      <w:t xml:space="preserve">المكتب العقاري الإلكتروني — السويداء   |   0958750199   |   صفحة </w:t>
     </w:r>
     <w:fldSimple w:instr="PAGE"/>
   </w:p>
